--- a/Main document.docx
+++ b/Main document.docx
@@ -80,28 +80,23 @@
     <w:p>
       <w:pPr>
         <w:pStyle w:val="Heading2"/>
-      </w:pPr>
-      <w:proofErr w:type="spellStart"/>
-      <w:r>
-        <w:t>Views</w:t>
-      </w:r>
-      <w:proofErr w:type="spellEnd"/>
-      <w:r>
-        <w:t xml:space="preserve"> </w:t>
-      </w:r>
-      <w:proofErr w:type="spellStart"/>
-      <w:r>
-        <w:t>on</w:t>
-      </w:r>
-      <w:proofErr w:type="spellEnd"/>
-      <w:r>
-        <w:t xml:space="preserve"> Social </w:t>
-      </w:r>
-      <w:proofErr w:type="spellStart"/>
-      <w:r>
-        <w:t>Cohesion</w:t>
-      </w:r>
-      <w:proofErr w:type="spellEnd"/>
+        <w:rPr>
+          <w:lang w:val="en-US"/>
+        </w:rPr>
+      </w:pPr>
+      <w:r>
+        <w:rPr>
+          <w:lang w:val="en-US"/>
+        </w:rPr>
+        <w:t>Views on Social Cohesion</w:t>
+      </w:r>
+    </w:p>
+    <w:p>
+      <w:pPr>
+        <w:rPr>
+          <w:lang w:val="en-US"/>
+        </w:rPr>
+      </w:pPr>
     </w:p>
     <w:p>
       <w:r>
@@ -261,7 +256,7 @@
         <w:rPr>
           <w:rStyle w:val="citation"/>
           <w:rFonts w:eastAsiaTheme="majorEastAsia"/>
-          <w:lang w:val="de-DE"/>
+          <w:lang w:val="en-US"/>
         </w:rPr>
       </w:pPr>
       <w:r>
@@ -282,7 +277,7 @@
         <w:rPr>
           <w:rStyle w:val="citation"/>
           <w:rFonts w:eastAsiaTheme="majorEastAsia"/>
-          <w:lang w:val="de-DE"/>
+          <w:lang w:val="en-US"/>
         </w:rPr>
         <w:t>(</w:t>
       </w:r>
@@ -290,7 +285,7 @@
         <w:rPr>
           <w:rStyle w:val="citation-item"/>
           <w:rFonts w:eastAsiaTheme="majorEastAsia"/>
-          <w:lang w:val="de-DE"/>
+          <w:lang w:val="en-US"/>
         </w:rPr>
         <w:t>Friedkin, 2004, p. 422</w:t>
       </w:r>
@@ -298,7 +293,7 @@
         <w:rPr>
           <w:rStyle w:val="citation"/>
           <w:rFonts w:eastAsiaTheme="majorEastAsia"/>
-          <w:lang w:val="de-DE"/>
+          <w:lang w:val="en-US"/>
         </w:rPr>
         <w:t>)</w:t>
       </w:r>
@@ -316,26 +311,23 @@
           <w:rFonts w:eastAsiaTheme="majorEastAsia"/>
           <w:lang w:val="en-US"/>
         </w:rPr>
-        <w:lastRenderedPageBreak/>
-        <w:t xml:space="preserve">“Social relations also encompass relations between various groups within a society, may it be cultural, ethnic, or groups with a certain </w:t>
-      </w:r>
-      <w:proofErr w:type="gramStart"/>
+        <w:t xml:space="preserve">“Social relations also encompass relations between various groups within a society, </w:t>
+      </w:r>
       <w:r>
         <w:rPr>
           <w:rStyle w:val="highlight"/>
           <w:rFonts w:eastAsiaTheme="majorEastAsia"/>
           <w:lang w:val="en-US"/>
         </w:rPr>
-        <w:t>life style</w:t>
-      </w:r>
-      <w:proofErr w:type="gramEnd"/>
+        <w:t>whether</w:t>
+      </w:r>
       <w:r>
         <w:rPr>
           <w:rStyle w:val="highlight"/>
           <w:rFonts w:eastAsiaTheme="majorEastAsia"/>
           <w:lang w:val="en-US"/>
         </w:rPr>
-        <w:t xml:space="preserve"> or sexual orientation.”</w:t>
+        <w:t xml:space="preserve"> cultural, ethnic, or groups with a certain lifestyle or sexual orientation.”</w:t>
       </w:r>
       <w:r>
         <w:rPr>
@@ -371,6 +363,9 @@
     <w:p>
       <w:pPr>
         <w:pStyle w:val="NormalWeb"/>
+        <w:rPr>
+          <w:lang w:val="en-US"/>
+        </w:rPr>
       </w:pPr>
       <w:r>
         <w:rPr>
@@ -390,45 +385,70 @@
         <w:rPr>
           <w:rStyle w:val="citation"/>
           <w:rFonts w:eastAsiaTheme="majorEastAsia"/>
+          <w:lang w:val="en-US"/>
         </w:rPr>
         <w:t>(</w:t>
       </w:r>
-      <w:proofErr w:type="spellStart"/>
       <w:r>
         <w:rPr>
           <w:rStyle w:val="citation-item"/>
           <w:rFonts w:eastAsiaTheme="majorEastAsia"/>
-        </w:rPr>
-        <w:t>Schiefer</w:t>
-      </w:r>
-      <w:proofErr w:type="spellEnd"/>
+          <w:lang w:val="en-US"/>
+        </w:rPr>
+        <w:t>Schiefer and Noll, 2017, p. 590</w:t>
+      </w:r>
+      <w:r>
+        <w:rPr>
+          <w:rStyle w:val="citation"/>
+          <w:rFonts w:eastAsiaTheme="majorEastAsia"/>
+          <w:lang w:val="en-US"/>
+        </w:rPr>
+        <w:t>)</w:t>
+      </w:r>
+    </w:p>
+    <w:p>
+      <w:pPr>
+        <w:pStyle w:val="NormalWeb"/>
+        <w:rPr>
+          <w:lang w:val="en-US"/>
+        </w:rPr>
+      </w:pPr>
+      <w:r>
+        <w:rPr>
+          <w:rStyle w:val="highlight"/>
+          <w:rFonts w:eastAsiaTheme="majorEastAsia"/>
+          <w:lang w:val="en-US"/>
+        </w:rPr>
+        <w:lastRenderedPageBreak/>
+        <w:t>“In Bernard’s approach, social cohesion consists of three main domains: political, sociocultural and economic. In the framework of Chan et al. two main dimensions are considered: a horizontal dimension (cohesion within civil society) and a vertical one (cohesion between state and citizen). Going one step further, Chan et al. distinguish three main vertical levels at which social cohesion can be measured: the micro (i.e. individual), mezzo (i.e. group) and macro (i.e. state) levels. In other words, social cohesion can be approached through relationships between individuals, between groups and individuals and between state institutions and individuals”</w:t>
+      </w:r>
+      <w:r>
+        <w:rPr>
+          <w:lang w:val="en-US"/>
+        </w:rPr>
+        <w:t xml:space="preserve"> </w:t>
+      </w:r>
+      <w:r>
+        <w:rPr>
+          <w:rStyle w:val="citation"/>
+          <w:rFonts w:eastAsiaTheme="majorEastAsia"/>
+          <w:lang w:val="en-US"/>
+        </w:rPr>
+        <w:t>(</w:t>
+      </w:r>
       <w:r>
         <w:rPr>
           <w:rStyle w:val="citation-item"/>
           <w:rFonts w:eastAsiaTheme="majorEastAsia"/>
-        </w:rPr>
-        <w:t xml:space="preserve"> and </w:t>
-      </w:r>
-      <w:proofErr w:type="spellStart"/>
-      <w:r>
-        <w:rPr>
-          <w:rStyle w:val="citation-item"/>
-          <w:rFonts w:eastAsiaTheme="majorEastAsia"/>
-        </w:rPr>
-        <w:t>Noll</w:t>
-      </w:r>
-      <w:proofErr w:type="spellEnd"/>
-      <w:r>
-        <w:rPr>
-          <w:rStyle w:val="citation-item"/>
-          <w:rFonts w:eastAsiaTheme="majorEastAsia"/>
-        </w:rPr>
-        <w:t>, 2017, p. 590</w:t>
+          <w:lang w:val="en-US"/>
+        </w:rPr>
+        <w:t>Dickes et al., 2010, p. 454</w:t>
       </w:r>
       <w:r>
         <w:rPr>
           <w:rStyle w:val="citation"/>
           <w:rFonts w:eastAsiaTheme="majorEastAsia"/>
+          <w:lang w:val="en-US"/>
         </w:rPr>
         <w:t>)</w:t>
       </w:r>
@@ -439,7 +459,7 @@
         <w:rPr>
           <w:rStyle w:val="citation"/>
           <w:rFonts w:eastAsiaTheme="majorEastAsia"/>
-          <w:lang w:val="de-DE"/>
+          <w:lang w:val="en-US"/>
         </w:rPr>
       </w:pPr>
     </w:p>
@@ -449,7 +469,7 @@
         <w:rPr>
           <w:rStyle w:val="citation"/>
           <w:rFonts w:eastAsiaTheme="majorEastAsia"/>
-          <w:lang w:val="de-DE"/>
+          <w:lang w:val="en-US"/>
         </w:rPr>
       </w:pPr>
     </w:p>
@@ -457,21 +477,21 @@
       <w:pPr>
         <w:pStyle w:val="NormalWeb"/>
         <w:rPr>
-          <w:lang w:val="de-DE"/>
+          <w:lang w:val="en-US"/>
         </w:rPr>
       </w:pPr>
       <w:hyperlink r:id="rId5" w:history="1">
         <w:r>
           <w:rPr>
             <w:rStyle w:val="Hyperlink"/>
-            <w:lang w:val="de-DE"/>
+            <w:lang w:val="en-US"/>
           </w:rPr>
           <w:t>https://www.annualreviews.org/content/journals/10.1146/annurev-soc-030420-015435</w:t>
         </w:r>
       </w:hyperlink>
       <w:r>
         <w:rPr>
-          <w:lang w:val="de-DE"/>
+          <w:lang w:val="en-US"/>
         </w:rPr>
         <w:t xml:space="preserve"> </w:t>
       </w:r>
@@ -480,21 +500,21 @@
       <w:pPr>
         <w:pStyle w:val="NormalWeb"/>
         <w:rPr>
-          <w:lang w:val="de-DE"/>
+          <w:lang w:val="en-US"/>
         </w:rPr>
       </w:pPr>
       <w:hyperlink r:id="rId6" w:anchor="article" w:history="1">
         <w:r>
           <w:rPr>
             <w:rStyle w:val="Hyperlink"/>
-            <w:lang w:val="de-DE"/>
+            <w:lang w:val="en-US"/>
           </w:rPr>
           <w:t>https://www.cambridge.org/core/journals/political-analysis/article/measurement-of-crosscutting-cleavages-and-other-multidimensional-cleavage-structures/F8F8F4C3193BEABBD322C8DDD824B3C6#article</w:t>
         </w:r>
       </w:hyperlink>
       <w:r>
         <w:rPr>
-          <w:lang w:val="de-DE"/>
+          <w:lang w:val="en-US"/>
         </w:rPr>
         <w:t xml:space="preserve"> </w:t>
       </w:r>
@@ -502,7 +522,7 @@
     <w:p>
       <w:pPr>
         <w:rPr>
-          <w:lang w:val="de-DE"/>
+          <w:lang w:val="en-US"/>
         </w:rPr>
       </w:pPr>
     </w:p>
@@ -721,6 +741,52 @@
     </w:p>
     <w:p>
       <w:pPr>
+        <w:pStyle w:val="NormalWeb"/>
+        <w:rPr>
+          <w:lang w:val="en-US"/>
+        </w:rPr>
+      </w:pPr>
+      <w:r>
+        <w:rPr>
+          <w:rStyle w:val="highlight"/>
+          <w:rFonts w:eastAsiaTheme="majorEastAsia"/>
+          <w:lang w:val="en-US"/>
+        </w:rPr>
+        <w:t>“The essential features of social cohesion are (1) the quality of social relations (including social networks, trust, acceptance of diversity, and participation), (2) identification with the social entity, and (3) orientation towards the common good (sense of responsibility, solidarity, compliance to social order)”</w:t>
+      </w:r>
+      <w:r>
+        <w:rPr>
+          <w:lang w:val="en-US"/>
+        </w:rPr>
+        <w:t xml:space="preserve"> </w:t>
+      </w:r>
+      <w:r>
+        <w:rPr>
+          <w:rStyle w:val="citation"/>
+          <w:rFonts w:eastAsiaTheme="majorEastAsia"/>
+          <w:lang w:val="en-US"/>
+        </w:rPr>
+        <w:t>(</w:t>
+      </w:r>
+      <w:r>
+        <w:rPr>
+          <w:rStyle w:val="citation-item"/>
+          <w:rFonts w:eastAsiaTheme="majorEastAsia"/>
+          <w:lang w:val="en-US"/>
+        </w:rPr>
+        <w:t>Schiefer and Noll, 2017, p. 595</w:t>
+      </w:r>
+      <w:r>
+        <w:rPr>
+          <w:rStyle w:val="citation"/>
+          <w:rFonts w:eastAsiaTheme="majorEastAsia"/>
+          <w:lang w:val="en-US"/>
+        </w:rPr>
+        <w:t>)</w:t>
+      </w:r>
+    </w:p>
+    <w:p>
+      <w:pPr>
         <w:pStyle w:val="Heading3"/>
         <w:rPr>
           <w:lang w:val="en-US"/>
@@ -758,6 +824,7 @@
         <w:rPr>
           <w:lang w:val="en-US"/>
         </w:rPr>
+        <w:lastRenderedPageBreak/>
         <w:t>Paragraph 1 (Theory):</w:t>
       </w:r>
     </w:p>
@@ -784,402 +851,401 @@
         <w:rPr>
           <w:lang w:val="en-US"/>
         </w:rPr>
+        <w:t>Mechanisms: cognitive consistency, similarity-attraction paradigm.</w:t>
+      </w:r>
+    </w:p>
+    <w:p>
+      <w:pPr>
+        <w:rPr>
+          <w:lang w:val="en-US"/>
+        </w:rPr>
+      </w:pPr>
+      <w:r>
+        <w:rPr>
+          <w:lang w:val="en-US"/>
+        </w:rPr>
+        <w:t>Expected effect: similarity amplifies trust and cooperation, reduces conflict.</w:t>
+      </w:r>
+    </w:p>
+    <w:p>
+      <w:pPr>
+        <w:rPr>
+          <w:lang w:val="en-US"/>
+        </w:rPr>
+      </w:pPr>
+      <w:r>
+        <w:rPr>
+          <w:lang w:val="en-US"/>
+        </w:rPr>
+        <w:t>(~250–300 words)</w:t>
+      </w:r>
+    </w:p>
+    <w:p>
+      <w:pPr>
+        <w:rPr>
+          <w:lang w:val="en-US"/>
+        </w:rPr>
+      </w:pPr>
+    </w:p>
+    <w:p>
+      <w:pPr>
+        <w:rPr>
+          <w:lang w:val="en-US"/>
+        </w:rPr>
+      </w:pPr>
+    </w:p>
+    <w:p>
+      <w:pPr>
+        <w:rPr>
+          <w:lang w:val="en-US"/>
+        </w:rPr>
+      </w:pPr>
+    </w:p>
+    <w:p>
+      <w:pPr>
+        <w:rPr>
+          <w:lang w:val="en-US"/>
+        </w:rPr>
+      </w:pPr>
+      <w:r>
+        <w:rPr>
+          <w:lang w:val="en-US"/>
+        </w:rPr>
+        <w:t>Paragraph 2 (Empirical Evidence):</w:t>
+      </w:r>
+    </w:p>
+    <w:p>
+      <w:pPr>
+        <w:rPr>
+          <w:lang w:val="en-US"/>
+        </w:rPr>
+      </w:pPr>
+      <w:r>
+        <w:rPr>
+          <w:lang w:val="en-US"/>
+        </w:rPr>
+        <w:t xml:space="preserve">Homophily </w:t>
+      </w:r>
+      <w:r>
+        <w:rPr>
+          <w:lang w:val="en-US"/>
+        </w:rPr>
+        <w:t xml:space="preserve">is </w:t>
+      </w:r>
+      <w:r>
+        <w:rPr>
+          <w:lang w:val="en-US"/>
+        </w:rPr>
+        <w:t>documented in networks and attitudes (Otero et al., 2022; Salgado et al., 2021).</w:t>
+      </w:r>
+    </w:p>
+    <w:p>
+      <w:pPr>
+        <w:rPr>
+          <w:lang w:val="en-US"/>
+        </w:rPr>
+      </w:pPr>
+      <w:r>
+        <w:rPr>
+          <w:lang w:val="en-US"/>
+        </w:rPr>
+        <w:t>Evidence of stronger cohesion in homogeneous groups; weaker in diverse ones.</w:t>
+      </w:r>
+      <w:r>
+        <w:rPr>
+          <w:lang w:val="en-US"/>
+        </w:rPr>
+        <w:t xml:space="preserve"> </w:t>
+      </w:r>
+      <w:r>
+        <w:rPr>
+          <w:lang w:val="en-US"/>
+        </w:rPr>
+        <w:t>(~250–300 words)</w:t>
+      </w:r>
+    </w:p>
+    <w:p>
+      <w:pPr>
+        <w:rPr>
+          <w:lang w:val="en-US"/>
+        </w:rPr>
+      </w:pPr>
+    </w:p>
+    <w:p>
+      <w:pPr>
+        <w:pStyle w:val="Heading2"/>
+        <w:rPr>
+          <w:lang w:val="en-US"/>
+        </w:rPr>
+      </w:pPr>
+      <w:r>
+        <w:rPr>
+          <w:lang w:val="en-US"/>
+        </w:rPr>
+        <w:t>Current study</w:t>
+      </w:r>
+    </w:p>
+    <w:p>
+      <w:pPr>
+        <w:rPr>
+          <w:lang w:val="en-US"/>
+        </w:rPr>
+      </w:pPr>
+      <w:r>
+        <w:rPr>
+          <w:lang w:val="en-US"/>
+        </w:rPr>
+        <w:t>Figure 1: Theoretical model</w:t>
+      </w:r>
+    </w:p>
+    <w:p>
+      <w:pPr>
+        <w:pStyle w:val="Heading1"/>
+        <w:rPr>
+          <w:lang w:val="en-US"/>
+        </w:rPr>
+      </w:pPr>
+      <w:r>
+        <w:rPr>
+          <w:lang w:val="en-US"/>
+        </w:rPr>
+        <w:t>Data, variables, and method</w:t>
+      </w:r>
+    </w:p>
+    <w:p>
+      <w:pPr>
+        <w:pStyle w:val="Heading2"/>
+        <w:rPr>
+          <w:lang w:val="en-US"/>
+        </w:rPr>
+      </w:pPr>
+      <w:r>
+        <w:rPr>
+          <w:lang w:val="en-US"/>
+        </w:rPr>
+        <w:t>Data</w:t>
+      </w:r>
+    </w:p>
+    <w:p>
+      <w:pPr>
+        <w:pStyle w:val="Heading2"/>
+        <w:rPr>
+          <w:lang w:val="en-US"/>
+        </w:rPr>
+      </w:pPr>
+      <w:r>
+        <w:rPr>
+          <w:lang w:val="en-US"/>
+        </w:rPr>
+        <w:t>Variables</w:t>
+      </w:r>
+    </w:p>
+    <w:p>
+      <w:pPr>
+        <w:pStyle w:val="Heading2"/>
+        <w:rPr>
+          <w:lang w:val="en-US"/>
+        </w:rPr>
+      </w:pPr>
+      <w:r>
+        <w:rPr>
+          <w:lang w:val="en-US"/>
+        </w:rPr>
+        <w:t>Method</w:t>
+      </w:r>
+    </w:p>
+    <w:p>
+      <w:pPr>
+        <w:rPr>
+          <w:lang w:val="en-US"/>
+        </w:rPr>
+      </w:pPr>
+      <w:r>
+        <w:rPr>
+          <w:lang w:val="en-US"/>
+        </w:rPr>
+        <w:t>Compared to other studies</w:t>
+      </w:r>
+      <w:r>
+        <w:rPr>
+          <w:lang w:val="en-US"/>
+        </w:rPr>
+        <w:t xml:space="preserve"> (Grigo</w:t>
+      </w:r>
+      <w:r>
+        <w:rPr>
+          <w:lang w:val="en-US"/>
+        </w:rPr>
+        <w:t>r</w:t>
+      </w:r>
+      <w:r>
+        <w:rPr>
+          <w:lang w:val="en-US"/>
+        </w:rPr>
+        <w:t>yan, 202</w:t>
+      </w:r>
+      <w:r>
+        <w:rPr>
+          <w:lang w:val="en-US"/>
+        </w:rPr>
+        <w:t>2)</w:t>
+      </w:r>
+      <w:r>
+        <w:rPr>
+          <w:lang w:val="en-US"/>
+        </w:rPr>
+        <w:t xml:space="preserve">, we decided to include concrete </w:t>
+      </w:r>
+      <w:r>
+        <w:rPr>
+          <w:lang w:val="en-US"/>
+        </w:rPr>
+        <w:t xml:space="preserve">demographically rooted categories </w:t>
+      </w:r>
+      <w:proofErr w:type="spellStart"/>
+      <w:r>
+        <w:rPr>
+          <w:lang w:val="en-US"/>
+        </w:rPr>
+        <w:t>fo</w:t>
+      </w:r>
+      <w:proofErr w:type="spellEnd"/>
+      <w:r>
+        <w:rPr>
+          <w:lang w:val="en-US"/>
+        </w:rPr>
+        <w:t xml:space="preserve"> all the addressed dimensions</w:t>
+      </w:r>
+    </w:p>
+    <w:p>
+      <w:pPr>
+        <w:rPr>
+          <w:lang w:val="en-US"/>
+        </w:rPr>
+      </w:pPr>
+      <w:r>
+        <w:rPr>
+          <w:lang w:val="en-US"/>
+        </w:rPr>
+        <w:t xml:space="preserve">Maybe use </w:t>
+      </w:r>
+      <w:proofErr w:type="gramStart"/>
+      <w:r>
+        <w:rPr>
+          <w:lang w:val="en-US"/>
+        </w:rPr>
+        <w:t>the Dominant</w:t>
+      </w:r>
+      <w:proofErr w:type="gramEnd"/>
+      <w:r>
+        <w:rPr>
+          <w:lang w:val="en-US"/>
+        </w:rPr>
+        <w:t xml:space="preserve"> Value Profile for each person?</w:t>
+      </w:r>
+    </w:p>
+    <w:p>
+      <w:pPr>
+        <w:rPr>
+          <w:lang w:val="en-US"/>
+        </w:rPr>
+      </w:pPr>
+      <w:r>
+        <w:rPr>
+          <w:lang w:val="en-US"/>
+        </w:rPr>
+        <w:t>Of the four types of values, which one is dominant/salient?</w:t>
+      </w:r>
+    </w:p>
+    <w:p>
+      <w:pPr>
+        <w:pStyle w:val="Heading1"/>
+        <w:rPr>
+          <w:lang w:val="en-US"/>
+        </w:rPr>
+      </w:pPr>
+      <w:r>
+        <w:rPr>
+          <w:lang w:val="en-US"/>
+        </w:rPr>
+        <w:t>Results</w:t>
+      </w:r>
+    </w:p>
+    <w:p>
+      <w:pPr>
+        <w:pStyle w:val="Heading2"/>
+        <w:rPr>
+          <w:lang w:val="en-US"/>
+        </w:rPr>
+      </w:pPr>
+      <w:r>
+        <w:rPr>
+          <w:lang w:val="en-US"/>
+        </w:rPr>
+        <w:t>The relationship between group characteristics and social cohesion</w:t>
+      </w:r>
+    </w:p>
+    <w:p>
+      <w:pPr>
+        <w:rPr>
+          <w:lang w:val="en-US"/>
+        </w:rPr>
+      </w:pPr>
+      <w:r>
+        <w:rPr>
+          <w:lang w:val="en-US"/>
+        </w:rPr>
+        <w:t>[</w:t>
+      </w:r>
+      <w:r>
+        <w:rPr>
+          <w:lang w:val="en-US"/>
+        </w:rPr>
+        <w:t>Figure</w:t>
+      </w:r>
+      <w:r>
+        <w:rPr>
+          <w:lang w:val="en-US"/>
+        </w:rPr>
+        <w:t xml:space="preserve"> 1</w:t>
+      </w:r>
+      <w:r>
+        <w:rPr>
+          <w:lang w:val="en-US"/>
+        </w:rPr>
+        <w:t>: Multilevel models for social cohesion and group characteristics</w:t>
+      </w:r>
+      <w:r>
+        <w:rPr>
+          <w:lang w:val="en-US"/>
+        </w:rPr>
+        <w:t>]</w:t>
+      </w:r>
+    </w:p>
+    <w:p>
+      <w:pPr>
+        <w:rPr>
+          <w:lang w:val="en-US"/>
+        </w:rPr>
+      </w:pPr>
+      <w:r>
+        <w:rPr>
+          <w:lang w:val="en-US"/>
+        </w:rPr>
+        <w:t>Model 1: Trust</w:t>
+      </w:r>
+    </w:p>
+    <w:p>
+      <w:pPr>
+        <w:rPr>
+          <w:lang w:val="en-US"/>
+        </w:rPr>
+      </w:pPr>
+      <w:r>
+        <w:rPr>
+          <w:lang w:val="en-US"/>
+        </w:rPr>
         <w:lastRenderedPageBreak/>
-        <w:t>Mechanisms: cognitive consistency, similarity-attraction paradigm.</w:t>
-      </w:r>
-    </w:p>
-    <w:p>
-      <w:pPr>
-        <w:rPr>
-          <w:lang w:val="en-US"/>
-        </w:rPr>
-      </w:pPr>
-      <w:r>
-        <w:rPr>
-          <w:lang w:val="en-US"/>
-        </w:rPr>
-        <w:t>Expected effect: similarity amplifies trust and cooperation, reduces conflict.</w:t>
-      </w:r>
-    </w:p>
-    <w:p>
-      <w:pPr>
-        <w:rPr>
-          <w:lang w:val="en-US"/>
-        </w:rPr>
-      </w:pPr>
-      <w:r>
-        <w:rPr>
-          <w:lang w:val="en-US"/>
-        </w:rPr>
-        <w:t>(~250–300 words)</w:t>
-      </w:r>
-    </w:p>
-    <w:p>
-      <w:pPr>
-        <w:rPr>
-          <w:lang w:val="en-US"/>
-        </w:rPr>
-      </w:pPr>
-    </w:p>
-    <w:p>
-      <w:pPr>
-        <w:rPr>
-          <w:lang w:val="en-US"/>
-        </w:rPr>
-      </w:pPr>
-    </w:p>
-    <w:p>
-      <w:pPr>
-        <w:rPr>
-          <w:lang w:val="en-US"/>
-        </w:rPr>
-      </w:pPr>
-    </w:p>
-    <w:p>
-      <w:pPr>
-        <w:rPr>
-          <w:lang w:val="en-US"/>
-        </w:rPr>
-      </w:pPr>
-      <w:r>
-        <w:rPr>
-          <w:lang w:val="en-US"/>
-        </w:rPr>
-        <w:t>Paragraph 2 (Empirical Evidence):</w:t>
-      </w:r>
-    </w:p>
-    <w:p>
-      <w:pPr>
-        <w:rPr>
-          <w:lang w:val="en-US"/>
-        </w:rPr>
-      </w:pPr>
-      <w:r>
-        <w:rPr>
-          <w:lang w:val="en-US"/>
-        </w:rPr>
-        <w:t xml:space="preserve">Homophily </w:t>
-      </w:r>
-      <w:r>
-        <w:rPr>
-          <w:lang w:val="en-US"/>
-        </w:rPr>
-        <w:t xml:space="preserve">is </w:t>
-      </w:r>
-      <w:r>
-        <w:rPr>
-          <w:lang w:val="en-US"/>
-        </w:rPr>
-        <w:t>documented in networks and attitudes (Otero et al., 2022; Salgado et al., 2021).</w:t>
-      </w:r>
-    </w:p>
-    <w:p>
-      <w:pPr>
-        <w:rPr>
-          <w:lang w:val="en-US"/>
-        </w:rPr>
-      </w:pPr>
-      <w:r>
-        <w:rPr>
-          <w:lang w:val="en-US"/>
-        </w:rPr>
-        <w:t>Evidence of stronger cohesion in homogeneous groups; weaker in diverse ones.</w:t>
-      </w:r>
-      <w:r>
-        <w:rPr>
-          <w:lang w:val="en-US"/>
-        </w:rPr>
-        <w:t xml:space="preserve"> </w:t>
-      </w:r>
-      <w:r>
-        <w:rPr>
-          <w:lang w:val="en-US"/>
-        </w:rPr>
-        <w:t>(~250–300 words)</w:t>
-      </w:r>
-    </w:p>
-    <w:p>
-      <w:pPr>
-        <w:rPr>
-          <w:lang w:val="en-US"/>
-        </w:rPr>
-      </w:pPr>
-    </w:p>
-    <w:p>
-      <w:pPr>
-        <w:pStyle w:val="Heading2"/>
-        <w:rPr>
-          <w:lang w:val="en-US"/>
-        </w:rPr>
-      </w:pPr>
-      <w:r>
-        <w:rPr>
-          <w:lang w:val="en-US"/>
-        </w:rPr>
-        <w:t>Current study</w:t>
-      </w:r>
-    </w:p>
-    <w:p>
-      <w:pPr>
-        <w:rPr>
-          <w:lang w:val="en-US"/>
-        </w:rPr>
-      </w:pPr>
-      <w:r>
-        <w:rPr>
-          <w:lang w:val="en-US"/>
-        </w:rPr>
-        <w:t>Figure 1: Theoretical model</w:t>
-      </w:r>
-    </w:p>
-    <w:p>
-      <w:pPr>
-        <w:pStyle w:val="Heading1"/>
-        <w:rPr>
-          <w:lang w:val="en-US"/>
-        </w:rPr>
-      </w:pPr>
-      <w:r>
-        <w:rPr>
-          <w:lang w:val="en-US"/>
-        </w:rPr>
-        <w:t>Data, variables, and method</w:t>
-      </w:r>
-    </w:p>
-    <w:p>
-      <w:pPr>
-        <w:pStyle w:val="Heading2"/>
-        <w:rPr>
-          <w:lang w:val="en-US"/>
-        </w:rPr>
-      </w:pPr>
-      <w:r>
-        <w:rPr>
-          <w:lang w:val="en-US"/>
-        </w:rPr>
-        <w:t>Data</w:t>
-      </w:r>
-    </w:p>
-    <w:p>
-      <w:pPr>
-        <w:pStyle w:val="Heading2"/>
-        <w:rPr>
-          <w:lang w:val="en-US"/>
-        </w:rPr>
-      </w:pPr>
-      <w:r>
-        <w:rPr>
-          <w:lang w:val="en-US"/>
-        </w:rPr>
-        <w:t>Variables</w:t>
-      </w:r>
-    </w:p>
-    <w:p>
-      <w:pPr>
-        <w:pStyle w:val="Heading2"/>
-        <w:rPr>
-          <w:lang w:val="en-US"/>
-        </w:rPr>
-      </w:pPr>
-      <w:r>
-        <w:rPr>
-          <w:lang w:val="en-US"/>
-        </w:rPr>
-        <w:t>Method</w:t>
-      </w:r>
-    </w:p>
-    <w:p>
-      <w:pPr>
-        <w:rPr>
-          <w:lang w:val="en-US"/>
-        </w:rPr>
-      </w:pPr>
-      <w:r>
-        <w:rPr>
-          <w:lang w:val="en-US"/>
-        </w:rPr>
-        <w:t>Compared to other studies</w:t>
-      </w:r>
-      <w:r>
-        <w:rPr>
-          <w:lang w:val="en-US"/>
-        </w:rPr>
-        <w:t xml:space="preserve"> (Grigo</w:t>
-      </w:r>
-      <w:r>
-        <w:rPr>
-          <w:lang w:val="en-US"/>
-        </w:rPr>
-        <w:t>r</w:t>
-      </w:r>
-      <w:r>
-        <w:rPr>
-          <w:lang w:val="en-US"/>
-        </w:rPr>
-        <w:t>yan, 202</w:t>
-      </w:r>
-      <w:r>
-        <w:rPr>
-          <w:lang w:val="en-US"/>
-        </w:rPr>
-        <w:t>2)</w:t>
-      </w:r>
-      <w:r>
-        <w:rPr>
-          <w:lang w:val="en-US"/>
-        </w:rPr>
-        <w:t xml:space="preserve">, we decided to include concrete </w:t>
-      </w:r>
-      <w:r>
-        <w:rPr>
-          <w:lang w:val="en-US"/>
-        </w:rPr>
-        <w:t xml:space="preserve">demographically rooted categories </w:t>
-      </w:r>
-      <w:proofErr w:type="spellStart"/>
-      <w:r>
-        <w:rPr>
-          <w:lang w:val="en-US"/>
-        </w:rPr>
-        <w:t>fo</w:t>
-      </w:r>
-      <w:proofErr w:type="spellEnd"/>
-      <w:r>
-        <w:rPr>
-          <w:lang w:val="en-US"/>
-        </w:rPr>
-        <w:t xml:space="preserve"> all the addressed dimensions</w:t>
-      </w:r>
-    </w:p>
-    <w:p>
-      <w:pPr>
-        <w:rPr>
-          <w:lang w:val="en-US"/>
-        </w:rPr>
-      </w:pPr>
-      <w:r>
-        <w:rPr>
-          <w:lang w:val="en-US"/>
-        </w:rPr>
-        <w:t xml:space="preserve">Maybe use </w:t>
-      </w:r>
-      <w:proofErr w:type="gramStart"/>
-      <w:r>
-        <w:rPr>
-          <w:lang w:val="en-US"/>
-        </w:rPr>
-        <w:t>the Dominant</w:t>
-      </w:r>
-      <w:proofErr w:type="gramEnd"/>
-      <w:r>
-        <w:rPr>
-          <w:lang w:val="en-US"/>
-        </w:rPr>
-        <w:t xml:space="preserve"> Value Profile for each person?</w:t>
-      </w:r>
-    </w:p>
-    <w:p>
-      <w:pPr>
-        <w:rPr>
-          <w:lang w:val="en-US"/>
-        </w:rPr>
-      </w:pPr>
-      <w:r>
-        <w:rPr>
-          <w:lang w:val="en-US"/>
-        </w:rPr>
-        <w:t>Of the four types of values, which one is dominant/salient?</w:t>
-      </w:r>
-    </w:p>
-    <w:p>
-      <w:pPr>
-        <w:pStyle w:val="Heading1"/>
-        <w:rPr>
-          <w:lang w:val="en-US"/>
-        </w:rPr>
-      </w:pPr>
-      <w:r>
-        <w:rPr>
-          <w:lang w:val="en-US"/>
-        </w:rPr>
-        <w:t>Results</w:t>
-      </w:r>
-    </w:p>
-    <w:p>
-      <w:pPr>
-        <w:pStyle w:val="Heading2"/>
-        <w:rPr>
-          <w:lang w:val="en-US"/>
-        </w:rPr>
-      </w:pPr>
-      <w:r>
-        <w:rPr>
-          <w:lang w:val="en-US"/>
-        </w:rPr>
-        <w:t>The relationship between group characteristics and social cohesion</w:t>
-      </w:r>
-    </w:p>
-    <w:p>
-      <w:pPr>
-        <w:rPr>
-          <w:lang w:val="en-US"/>
-        </w:rPr>
-      </w:pPr>
-      <w:r>
-        <w:rPr>
-          <w:lang w:val="en-US"/>
-        </w:rPr>
-        <w:t>[</w:t>
-      </w:r>
-      <w:r>
-        <w:rPr>
-          <w:lang w:val="en-US"/>
-        </w:rPr>
-        <w:t>Figure</w:t>
-      </w:r>
-      <w:r>
-        <w:rPr>
-          <w:lang w:val="en-US"/>
-        </w:rPr>
-        <w:t xml:space="preserve"> 1</w:t>
-      </w:r>
-      <w:r>
-        <w:rPr>
-          <w:lang w:val="en-US"/>
-        </w:rPr>
-        <w:t>: Multilevel models for social cohesion and group characteristics</w:t>
-      </w:r>
-      <w:r>
-        <w:rPr>
-          <w:lang w:val="en-US"/>
-        </w:rPr>
-        <w:t>]</w:t>
-      </w:r>
-    </w:p>
-    <w:p>
-      <w:pPr>
-        <w:rPr>
-          <w:lang w:val="en-US"/>
-        </w:rPr>
-      </w:pPr>
-      <w:r>
-        <w:rPr>
-          <w:lang w:val="en-US"/>
-        </w:rPr>
-        <w:lastRenderedPageBreak/>
-        <w:t>Model 1: Trust</w:t>
-      </w:r>
-    </w:p>
-    <w:p>
-      <w:pPr>
-        <w:rPr>
-          <w:lang w:val="en-US"/>
-        </w:rPr>
-      </w:pPr>
-      <w:r>
-        <w:rPr>
-          <w:lang w:val="en-US"/>
-        </w:rPr>
         <w:t>Model 2: Collaboration</w:t>
       </w:r>
     </w:p>
@@ -1730,7 +1796,6 @@
         </w:numPr>
       </w:pPr>
       <w:r>
-        <w:lastRenderedPageBreak/>
         <w:t>Repliegue por diversidad (Putnam)</w:t>
       </w:r>
       <w:r>
@@ -1846,6 +1911,7 @@
         <w:rPr>
           <w:noProof/>
         </w:rPr>
+        <w:lastRenderedPageBreak/>
         <w:drawing>
           <wp:inline distT="0" distB="0" distL="0" distR="0" wp14:anchorId="796CA871" wp14:editId="4F088E68">
             <wp:extent cx="5612130" cy="2054860"/>
@@ -3046,7 +3112,13 @@
   <w:style w:type="paragraph" w:default="1" w:styleId="Normal">
     <w:name w:val="Normal"/>
     <w:qFormat/>
-    <w:rsid w:val="004A760E"/>
+    <w:rsid w:val="00041860"/>
+    <w:pPr>
+      <w:spacing w:line="240" w:lineRule="auto"/>
+    </w:pPr>
+    <w:rPr>
+      <w:rFonts w:ascii="Times New Roman" w:hAnsi="Times New Roman"/>
+    </w:rPr>
   </w:style>
   <w:style w:type="paragraph" w:styleId="Heading1">
     <w:name w:val="heading 1"/>
@@ -3398,7 +3470,7 @@
     <w:qFormat/>
     <w:rsid w:val="00722D4A"/>
     <w:pPr>
-      <w:spacing w:after="80" w:line="240" w:lineRule="auto"/>
+      <w:spacing w:after="80"/>
       <w:contextualSpacing/>
     </w:pPr>
     <w:rPr>
@@ -3579,10 +3651,10 @@
     <w:unhideWhenUsed/>
     <w:rsid w:val="00BB1FF6"/>
     <w:pPr>
-      <w:spacing w:before="100" w:beforeAutospacing="1" w:after="100" w:afterAutospacing="1" w:line="240" w:lineRule="auto"/>
+      <w:spacing w:before="100" w:beforeAutospacing="1" w:after="100" w:afterAutospacing="1"/>
     </w:pPr>
     <w:rPr>
-      <w:rFonts w:ascii="Times New Roman" w:eastAsia="Times New Roman" w:hAnsi="Times New Roman" w:cs="Times New Roman"/>
+      <w:rFonts w:eastAsia="Times New Roman" w:cs="Times New Roman"/>
       <w:kern w:val="0"/>
       <w:lang w:eastAsia="es-CL"/>
       <w14:ligatures w14:val="none"/>
